--- a/docs/delivery/00-index.docx
+++ b/docs/delivery/00-index.docx
@@ -34,9 +34,214 @@
         <w:t xml:space="preserve">Version 1.0 · 07 October 2026</w:t>
       </w:r>
     </w:p>
+    <w:tbl>
+      <w:tblPr>
+        <w:tblStyle w:val="Table"/>
+        <w:tblW w:type="pct" w:w="5000"/>
+        <w:tblLook w:firstRow="1" w:lastRow="0" w:firstColumn="0" w:lastColumn="0" w:noHBand="0" w:noVBand="0" w:val="0020"/>
+        <w:jc w:val="start"/>
+      </w:tblPr>
+      <w:tblGrid>
+        <w:gridCol w:w="1584"/>
+        <w:gridCol w:w="1584"/>
+        <w:gridCol w:w="1584"/>
+        <w:gridCol w:w="1584"/>
+        <w:gridCol w:w="1584"/>
+      </w:tblGrid>
+      <w:tr>
+        <w:trPr>
+          <w:tblHeader w:val="true"/>
+          <w:tblHeader w:val="true"/>
+        </w:trPr>
+        <w:tc>
+          <w:tcPr>
+            <w:shd w:val="clear" w:color="auto" w:fill="213368"/>
+          </w:tcPr>
+          <w:p>
+            <w:pPr>
+              <w:pStyle w:val="Compact"/>
+              <w:spacing w:before="20" w:after="20"/>
+              <w:jc w:val="left"/>
+            </w:pPr>
+            <w:r>
+              <w:rPr>
+                <w:b/>
+                <w:color w:val="FFFFFF"/>
+                <w:sz w:val="17"/>
+              </w:rPr>
+              <w:t xml:space="preserve">Document</w:t>
+            </w:r>
+          </w:p>
+        </w:tc>
+        <w:tc>
+          <w:tcPr>
+            <w:shd w:val="clear" w:color="auto" w:fill="213368"/>
+          </w:tcPr>
+          <w:p>
+            <w:pPr>
+              <w:pStyle w:val="Compact"/>
+              <w:spacing w:before="20" w:after="20"/>
+              <w:jc w:val="left"/>
+            </w:pPr>
+            <w:r>
+              <w:rPr>
+                <w:b/>
+                <w:color w:val="FFFFFF"/>
+                <w:sz w:val="17"/>
+              </w:rPr>
+              <w:t xml:space="preserve">Version</w:t>
+            </w:r>
+          </w:p>
+        </w:tc>
+        <w:tc>
+          <w:tcPr>
+            <w:shd w:val="clear" w:color="auto" w:fill="213368"/>
+          </w:tcPr>
+          <w:p>
+            <w:pPr>
+              <w:pStyle w:val="Compact"/>
+              <w:spacing w:before="20" w:after="20"/>
+              <w:jc w:val="left"/>
+            </w:pPr>
+            <w:r>
+              <w:rPr>
+                <w:b/>
+                <w:color w:val="FFFFFF"/>
+                <w:sz w:val="17"/>
+              </w:rPr>
+              <w:t xml:space="preserve">Date</w:t>
+            </w:r>
+          </w:p>
+        </w:tc>
+        <w:tc>
+          <w:tcPr>
+            <w:shd w:val="clear" w:color="auto" w:fill="213368"/>
+          </w:tcPr>
+          <w:p>
+            <w:pPr>
+              <w:pStyle w:val="Compact"/>
+              <w:spacing w:before="20" w:after="20"/>
+              <w:jc w:val="left"/>
+            </w:pPr>
+            <w:r>
+              <w:rPr>
+                <w:b/>
+                <w:color w:val="FFFFFF"/>
+                <w:sz w:val="17"/>
+              </w:rPr>
+              <w:t xml:space="preserve">Owner</w:t>
+            </w:r>
+          </w:p>
+        </w:tc>
+        <w:tc>
+          <w:tcPr>
+            <w:shd w:val="clear" w:color="auto" w:fill="213368"/>
+          </w:tcPr>
+          <w:p>
+            <w:pPr>
+              <w:pStyle w:val="Compact"/>
+              <w:spacing w:before="20" w:after="20"/>
+              <w:jc w:val="left"/>
+            </w:pPr>
+            <w:r>
+              <w:rPr>
+                <w:b/>
+                <w:color w:val="FFFFFF"/>
+                <w:sz w:val="17"/>
+              </w:rPr>
+              <w:t xml:space="preserve">Status</w:t>
+            </w:r>
+          </w:p>
+        </w:tc>
+      </w:tr>
+      <w:tr>
+        <w:tc>
+          <w:tcPr/>
+          <w:p>
+            <w:pPr>
+              <w:pStyle w:val="Compact"/>
+              <w:spacing w:before="20" w:after="20"/>
+              <w:jc w:val="left"/>
+            </w:pPr>
+            <w:r>
+              <w:rPr>
+                <w:sz w:val="17"/>
+              </w:rPr>
+              <w:t xml:space="preserve">Delivery Documentation Index</w:t>
+            </w:r>
+          </w:p>
+        </w:tc>
+        <w:tc>
+          <w:tcPr>
+            <w:noWrap/>
+          </w:tcPr>
+          <w:p>
+            <w:pPr>
+              <w:pStyle w:val="Compact"/>
+              <w:spacing w:before="20" w:after="20"/>
+              <w:jc w:val="left"/>
+            </w:pPr>
+            <w:r>
+              <w:rPr>
+                <w:sz w:val="17"/>
+              </w:rPr>
+              <w:t xml:space="preserve">1.0</w:t>
+            </w:r>
+          </w:p>
+        </w:tc>
+        <w:tc>
+          <w:tcPr/>
+          <w:p>
+            <w:pPr>
+              <w:pStyle w:val="Compact"/>
+              <w:spacing w:before="20" w:after="20"/>
+              <w:jc w:val="left"/>
+            </w:pPr>
+            <w:r>
+              <w:rPr>
+                <w:sz w:val="17"/>
+              </w:rPr>
+              <w:t xml:space="preserve">07 October 2026</w:t>
+            </w:r>
+          </w:p>
+        </w:tc>
+        <w:tc>
+          <w:tcPr/>
+          <w:p>
+            <w:pPr>
+              <w:pStyle w:val="Compact"/>
+              <w:spacing w:before="20" w:after="20"/>
+              <w:jc w:val="left"/>
+            </w:pPr>
+            <w:r>
+              <w:rPr>
+                <w:sz w:val="17"/>
+              </w:rPr>
+              <w:t xml:space="preserve">iorta TechNXT — Delivery Lead</w:t>
+            </w:r>
+          </w:p>
+        </w:tc>
+        <w:tc>
+          <w:tcPr/>
+          <w:p>
+            <w:pPr>
+              <w:pStyle w:val="Compact"/>
+              <w:spacing w:before="20" w:after="20"/>
+              <w:jc w:val="left"/>
+            </w:pPr>
+            <w:r>
+              <w:rPr>
+                <w:sz w:val="17"/>
+              </w:rPr>
+              <w:t xml:space="preserve">Issued for submission</w:t>
+            </w:r>
+          </w:p>
+        </w:tc>
+      </w:tr>
+    </w:tbl>
     <w:p>
       <w:pPr>
-        <w:pStyle w:val="FirstParagraph"/>
+        <w:pStyle w:val="BodyText"/>
       </w:pPr>
       <w:r>
         <w:t xml:space="preserve">These documents describe how the TASCO Growth Platform (TASCO Insurance × VETC, delivered by iorta TechNXT) is planned, governed, delivered, handed over and adopted.</w:t>
@@ -66,12 +271,14 @@
           <w:p>
             <w:pPr>
               <w:pStyle w:val="Compact"/>
+              <w:spacing w:before="20" w:after="20"/>
               <w:jc w:val="left"/>
             </w:pPr>
             <w:r>
               <w:rPr>
                 <w:b/>
                 <w:color w:val="FFFFFF"/>
+                <w:sz w:val="18"/>
               </w:rPr>
               <w:t xml:space="preserve">Document</w:t>
             </w:r>
@@ -84,12 +291,14 @@
           <w:p>
             <w:pPr>
               <w:pStyle w:val="Compact"/>
+              <w:spacing w:before="20" w:after="20"/>
               <w:jc w:val="left"/>
             </w:pPr>
             <w:r>
               <w:rPr>
                 <w:b/>
                 <w:color w:val="FFFFFF"/>
+                <w:sz w:val="18"/>
               </w:rPr>
               <w:t xml:space="preserve">Purpose</w:t>
             </w:r>
@@ -102,12 +311,14 @@
           <w:p>
             <w:pPr>
               <w:pStyle w:val="Compact"/>
+              <w:spacing w:before="20" w:after="20"/>
               <w:jc w:val="left"/>
             </w:pPr>
             <w:r>
               <w:rPr>
                 <w:b/>
                 <w:color w:val="FFFFFF"/>
+                <w:sz w:val="18"/>
               </w:rPr>
               <w:t xml:space="preserve">Primary readers</w:t>
             </w:r>
@@ -120,6 +331,7 @@
           <w:p>
             <w:pPr>
               <w:pStyle w:val="Compact"/>
+              <w:spacing w:before="20" w:after="20"/>
               <w:jc w:val="left"/>
             </w:pPr>
             <w:hyperlink r:id="rId20">
@@ -127,7 +339,7 @@
                 <w:rPr>
                   <w:rStyle w:val="Hyperlink"/>
                 </w:rPr>
-                <w:t xml:space="preserve">project-plan.md</w:t>
+                <w:t xml:space="preserve">Project Plan</w:t>
               </w:r>
             </w:hyperlink>
           </w:p>
@@ -137,9 +349,13 @@
           <w:p>
             <w:pPr>
               <w:pStyle w:val="Compact"/>
-              <w:jc w:val="left"/>
-            </w:pPr>
-            <w:r>
+              <w:spacing w:before="20" w:after="20"/>
+              <w:jc w:val="left"/>
+            </w:pPr>
+            <w:r>
+              <w:rPr>
+                <w:sz w:val="18"/>
+              </w:rPr>
               <w:t xml:space="preserve">Phases (Discovery → MVP → SIT/UAT → Pilot → Scale-out), milestones, Gantt chart, workstreams, dependencies, resource plan</w:t>
             </w:r>
           </w:p>
@@ -149,9 +365,13 @@
           <w:p>
             <w:pPr>
               <w:pStyle w:val="Compact"/>
-              <w:jc w:val="left"/>
-            </w:pPr>
-            <w:r>
+              <w:spacing w:before="20" w:after="20"/>
+              <w:jc w:val="left"/>
+            </w:pPr>
+            <w:r>
+              <w:rPr>
+                <w:sz w:val="18"/>
+              </w:rPr>
               <w:t xml:space="preserve">Steering Committee, PMO, all leads</w:t>
             </w:r>
           </w:p>
@@ -163,6 +383,7 @@
           <w:p>
             <w:pPr>
               <w:pStyle w:val="Compact"/>
+              <w:spacing w:before="20" w:after="20"/>
               <w:jc w:val="left"/>
             </w:pPr>
             <w:hyperlink r:id="rId21">
@@ -170,7 +391,7 @@
                 <w:rPr>
                   <w:rStyle w:val="Hyperlink"/>
                 </w:rPr>
-                <w:t xml:space="preserve">delivery-methodology.md</w:t>
+                <w:t xml:space="preserve">Delivery Methodology</w:t>
               </w:r>
             </w:hyperlink>
           </w:p>
@@ -180,9 +401,13 @@
           <w:p>
             <w:pPr>
               <w:pStyle w:val="Compact"/>
-              <w:jc w:val="left"/>
-            </w:pPr>
-            <w:r>
+              <w:spacing w:before="20" w:after="20"/>
+              <w:jc w:val="left"/>
+            </w:pPr>
+            <w:r>
+              <w:rPr>
+                <w:sz w:val="18"/>
+              </w:rPr>
               <w:t xml:space="preserve">Hybrid agile (Scrum + stage gates), ceremonies, Definition of Ready/Done, quality gates, environments, governance cadence, reporting</w:t>
             </w:r>
           </w:p>
@@ -192,9 +417,13 @@
           <w:p>
             <w:pPr>
               <w:pStyle w:val="Compact"/>
-              <w:jc w:val="left"/>
-            </w:pPr>
-            <w:r>
+              <w:spacing w:before="20" w:after="20"/>
+              <w:jc w:val="left"/>
+            </w:pPr>
+            <w:r>
+              <w:rPr>
+                <w:sz w:val="18"/>
+              </w:rPr>
               <w:t xml:space="preserve">Delivery team, Product Owner, QA, CAB</w:t>
             </w:r>
           </w:p>
@@ -206,6 +435,7 @@
           <w:p>
             <w:pPr>
               <w:pStyle w:val="Compact"/>
+              <w:spacing w:before="20" w:after="20"/>
               <w:jc w:val="left"/>
             </w:pPr>
             <w:hyperlink r:id="rId22">
@@ -213,7 +443,7 @@
                 <w:rPr>
                   <w:rStyle w:val="Hyperlink"/>
                 </w:rPr>
-                <w:t xml:space="preserve">raci.md</w:t>
+                <w:t xml:space="preserve">RACI Matrix</w:t>
               </w:r>
             </w:hyperlink>
           </w:p>
@@ -223,9 +453,13 @@
           <w:p>
             <w:pPr>
               <w:pStyle w:val="Compact"/>
-              <w:jc w:val="left"/>
-            </w:pPr>
-            <w:r>
+              <w:spacing w:before="20" w:after="20"/>
+              <w:jc w:val="left"/>
+            </w:pPr>
+            <w:r>
+              <w:rPr>
+                <w:sz w:val="18"/>
+              </w:rPr>
               <w:t xml:space="preserve">Who is Responsible, Accountable, Consulted and Informed for build, launch, run and compliance activities across TASCO, VETC, iorta TechNXT, vendors and partners</w:t>
             </w:r>
           </w:p>
@@ -235,9 +469,13 @@
           <w:p>
             <w:pPr>
               <w:pStyle w:val="Compact"/>
-              <w:jc w:val="left"/>
-            </w:pPr>
-            <w:r>
+              <w:spacing w:before="20" w:after="20"/>
+              <w:jc w:val="left"/>
+            </w:pPr>
+            <w:r>
+              <w:rPr>
+                <w:sz w:val="18"/>
+              </w:rPr>
               <w:t xml:space="preserve">All parties</w:t>
             </w:r>
           </w:p>
@@ -249,6 +487,7 @@
           <w:p>
             <w:pPr>
               <w:pStyle w:val="Compact"/>
+              <w:spacing w:before="20" w:after="20"/>
               <w:jc w:val="left"/>
             </w:pPr>
             <w:hyperlink r:id="rId23">
@@ -256,7 +495,7 @@
                 <w:rPr>
                   <w:rStyle w:val="Hyperlink"/>
                 </w:rPr>
-                <w:t xml:space="preserve">risk-register.md</w:t>
+                <w:t xml:space="preserve">Risk Register</w:t>
               </w:r>
             </w:hyperlink>
           </w:p>
@@ -266,10 +505,14 @@
           <w:p>
             <w:pPr>
               <w:pStyle w:val="Compact"/>
-              <w:jc w:val="left"/>
-            </w:pPr>
-            <w:r>
-              <w:t xml:space="preserve">30 scored risks with owners, mitigations and contingencies (regulatory, data, integration, adoption, AI, vendor, people)</w:t>
+              <w:spacing w:before="20" w:after="20"/>
+              <w:jc w:val="left"/>
+            </w:pPr>
+            <w:r>
+              <w:rPr>
+                <w:sz w:val="18"/>
+              </w:rPr>
+              <w:t xml:space="preserve">30 scored risks with owners, mitigations, contingencies and current status (regulatory, data, integration, adoption, AI, vendor, people)</w:t>
             </w:r>
           </w:p>
         </w:tc>
@@ -278,9 +521,13 @@
           <w:p>
             <w:pPr>
               <w:pStyle w:val="Compact"/>
-              <w:jc w:val="left"/>
-            </w:pPr>
-            <w:r>
+              <w:spacing w:before="20" w:after="20"/>
+              <w:jc w:val="left"/>
+            </w:pPr>
+            <w:r>
+              <w:rPr>
+                <w:sz w:val="18"/>
+              </w:rPr>
               <w:t xml:space="preserve">Steering Committee, Delivery Lead</w:t>
             </w:r>
           </w:p>
@@ -292,6 +539,7 @@
           <w:p>
             <w:pPr>
               <w:pStyle w:val="Compact"/>
+              <w:spacing w:before="20" w:after="20"/>
               <w:jc w:val="left"/>
             </w:pPr>
             <w:hyperlink r:id="rId24">
@@ -299,7 +547,7 @@
                 <w:rPr>
                   <w:rStyle w:val="Hyperlink"/>
                 </w:rPr>
-                <w:t xml:space="preserve">kt-plan.md</w:t>
+                <w:t xml:space="preserve">Knowledge Transfer Plan</w:t>
               </w:r>
             </w:hyperlink>
           </w:p>
@@ -309,9 +557,13 @@
           <w:p>
             <w:pPr>
               <w:pStyle w:val="Compact"/>
-              <w:jc w:val="left"/>
-            </w:pPr>
-            <w:r>
+              <w:spacing w:before="20" w:after="20"/>
+              <w:jc w:val="left"/>
+            </w:pPr>
+            <w:r>
+              <w:rPr>
+                <w:sz w:val="18"/>
+              </w:rPr>
               <w:t xml:space="preserve">Knowledge transfer for 10+ year maintainability: phases, curriculum per role, how-tos, runbooks, code walkthroughs, sign-off</w:t>
             </w:r>
           </w:p>
@@ -321,9 +573,13 @@
           <w:p>
             <w:pPr>
               <w:pStyle w:val="Compact"/>
-              <w:jc w:val="left"/>
-            </w:pPr>
-            <w:r>
+              <w:spacing w:before="20" w:after="20"/>
+              <w:jc w:val="left"/>
+            </w:pPr>
+            <w:r>
+              <w:rPr>
+                <w:sz w:val="18"/>
+              </w:rPr>
               <w:t xml:space="preserve">TASCO/VETC IT, future support team</w:t>
             </w:r>
           </w:p>
@@ -335,6 +591,7 @@
           <w:p>
             <w:pPr>
               <w:pStyle w:val="Compact"/>
+              <w:spacing w:before="20" w:after="20"/>
               <w:jc w:val="left"/>
             </w:pPr>
             <w:hyperlink r:id="rId25">
@@ -342,7 +599,7 @@
                 <w:rPr>
                   <w:rStyle w:val="Hyperlink"/>
                 </w:rPr>
-                <w:t xml:space="preserve">change-management-and-training.md</w:t>
+                <w:t xml:space="preserve">Change Management and Training Plan</w:t>
               </w:r>
             </w:hyperlink>
           </w:p>
@@ -352,9 +609,13 @@
           <w:p>
             <w:pPr>
               <w:pStyle w:val="Compact"/>
-              <w:jc w:val="left"/>
-            </w:pPr>
-            <w:r>
+              <w:spacing w:before="20" w:after="20"/>
+              <w:jc w:val="left"/>
+            </w:pPr>
+            <w:r>
+              <w:rPr>
+                <w:sz w:val="18"/>
+              </w:rPr>
               <w:t xml:space="preserve">Change impact, communications, champions, role-based training with sandbox practice, certification, adoption KPIs, reinforcement</w:t>
             </w:r>
           </w:p>
@@ -364,9 +625,13 @@
           <w:p>
             <w:pPr>
               <w:pStyle w:val="Compact"/>
-              <w:jc w:val="left"/>
-            </w:pPr>
-            <w:r>
+              <w:spacing w:before="20" w:after="20"/>
+              <w:jc w:val="left"/>
+            </w:pPr>
+            <w:r>
+              <w:rPr>
+                <w:sz w:val="18"/>
+              </w:rPr>
               <w:t xml:space="preserve">Change Lead, managers, trainers</w:t>
             </w:r>
           </w:p>
@@ -496,7 +761,7 @@
         <w:t xml:space="preserve"> </w:t>
       </w:r>
       <w:r>
-        <w:t xml:space="preserve">holds the test strategy (including the known-issues register KI-xx), test cases, UAT plan and performance plan.</w:t>
+        <w:t xml:space="preserve">holds the test strategy (including the known-issues register KI-xx), test cases, UAT plan, performance plan and the Test Cases and Results workbook (TASCO-Test-Cases-and-Results.xlsx).</w:t>
       </w:r>
     </w:p>
     <w:p>
@@ -603,6 +868,42 @@
         <w:pStyle w:val="Compact"/>
       </w:pPr>
       <w:r>
+        <w:t xml:space="preserve">Documents are delivered as Word (.docx) and PDF with the same base names. Cross-references name the document and its PDF file, and each folder's index is</w:t>
+      </w:r>
+      <w:r>
+        <w:t xml:space="preserve"> </w:t>
+      </w:r>
+      <w:r>
+        <w:rPr>
+          <w:rStyle w:val="VerbatimChar"/>
+        </w:rPr>
+        <w:t xml:space="preserve">00-index</w:t>
+      </w:r>
+      <w:r>
+        <w:t xml:space="preserve">.</w:t>
+      </w:r>
+    </w:p>
+    <w:p>
+      <w:pPr>
+        <w:numPr>
+          <w:ilvl w:val="0"/>
+          <w:numId w:val="1002"/>
+        </w:numPr>
+        <w:pStyle w:val="Compact"/>
+      </w:pPr>
+      <w:r>
+        <w:t xml:space="preserve">Hosted UAT credentials are distributed only in the access workbook and are never written in these documents.</w:t>
+      </w:r>
+    </w:p>
+    <w:p>
+      <w:pPr>
+        <w:numPr>
+          <w:ilvl w:val="0"/>
+          <w:numId w:val="1002"/>
+        </w:numPr>
+        <w:pStyle w:val="Compact"/>
+      </w:pPr>
+      <w:r>
         <w:t xml:space="preserve">The UI is described as the</w:t>
       </w:r>
       <w:r>
@@ -619,7 +920,7 @@
         <w:t xml:space="preserve"> </w:t>
       </w:r>
       <w:r>
-        <w:t xml:space="preserve">design (staff console at</w:t>
+        <w:t xml:space="preserve">(staff console at</w:t>
       </w:r>
       <w:r>
         <w:t xml:space="preserve"> </w:t>
@@ -682,7 +983,7 @@
     </w:pPr>
     <w:r>
       <w:rPr>
-        <w:rFonts w:ascii="Arial" w:hAnsi="Arial"/>
+        <w:rFonts w:ascii="Calibri" w:hAnsi="Calibri"/>
         <w:sz w:val="16"/>
       </w:rPr>
       <w:t xml:space="preserve">Prepared by iorta TechNXT · Confidential · Page </w:t>
@@ -727,7 +1028,7 @@
     </w:pPr>
     <w:r>
       <w:rPr>
-        <w:rFonts w:ascii="Arial" w:hAnsi="Arial"/>
+        <w:rFonts w:ascii="Calibri" w:hAnsi="Calibri"/>
         <w:color w:val="213368"/>
         <w:sz w:val="16"/>
       </w:rPr>
@@ -925,9 +1226,9 @@
     <w:name w:val="Normal"/>
     <w:qFormat/>
     <w:rPr>
-      <w:rFonts w:ascii="Arial" w:cs="Arial" w:eastAsia="Arial" w:hAnsi="Arial"/>
+      <w:rFonts w:ascii="Calibri" w:cs="Calibri" w:eastAsia="Calibri" w:hAnsi="Calibri"/>
       <w:color w:val="121A33"/>
-      <w:sz w:val="21"/>
+      <w:sz w:val="22"/>
     </w:rPr>
   </w:style>
   <w:style w:styleId="BodyText" w:type="paragraph">
@@ -939,9 +1240,9 @@
     </w:pPr>
     <w:qFormat/>
     <w:rPr>
-      <w:rFonts w:ascii="Arial" w:cs="Arial" w:eastAsia="Arial" w:hAnsi="Arial"/>
+      <w:rFonts w:ascii="Calibri" w:cs="Calibri" w:eastAsia="Calibri" w:hAnsi="Calibri"/>
       <w:color w:val="121A33"/>
-      <w:sz w:val="21"/>
+      <w:sz w:val="22"/>
     </w:rPr>
   </w:style>
   <w:style w:customStyle="1" w:styleId="FirstParagraph" w:type="paragraph">
@@ -950,9 +1251,9 @@
     <w:next w:val="BodyText"/>
     <w:qFormat/>
     <w:rPr>
-      <w:rFonts w:ascii="Arial" w:cs="Arial" w:eastAsia="Arial" w:hAnsi="Arial"/>
+      <w:rFonts w:ascii="Calibri" w:cs="Calibri" w:eastAsia="Calibri" w:hAnsi="Calibri"/>
       <w:color w:val="121A33"/>
-      <w:sz w:val="21"/>
+      <w:sz w:val="22"/>
     </w:rPr>
   </w:style>
   <w:style w:customStyle="1" w:styleId="Compact" w:type="paragraph">
@@ -963,9 +1264,9 @@
       <w:spacing w:after="36" w:before="36"/>
     </w:pPr>
     <w:rPr>
-      <w:rFonts w:ascii="Arial" w:cs="Arial" w:eastAsia="Arial" w:hAnsi="Arial"/>
+      <w:rFonts w:ascii="Calibri" w:cs="Calibri" w:eastAsia="Calibri" w:hAnsi="Calibri"/>
       <w:color w:val="121A33"/>
-      <w:sz w:val="21"/>
+      <w:sz w:val="22"/>
     </w:rPr>
   </w:style>
   <w:style w:styleId="Title" w:type="paragraph">
@@ -980,11 +1281,11 @@
       <w:jc w:val="center"/>
     </w:pPr>
     <w:rPr>
-      <w:rFonts w:ascii="Arial" w:asciiTheme="majorHAnsi" w:cs="Arial" w:cstheme="majorBidi" w:eastAsia="Arial" w:eastAsiaTheme="majorEastAsia" w:hAnsi="Arial" w:hAnsiTheme="majorHAnsi"/>
+      <w:rFonts w:ascii="Calibri" w:asciiTheme="majorHAnsi" w:cs="Calibri" w:cstheme="majorBidi" w:eastAsia="Calibri" w:eastAsiaTheme="majorEastAsia" w:hAnsi="Calibri" w:hAnsiTheme="majorHAnsi"/>
       <w:b/>
       <w:bCs/>
       <w:color w:val="213368"/>
-      <w:sz w:val="48"/>
+      <w:sz w:val="52"/>
       <w:szCs w:val="36"/>
     </w:rPr>
   </w:style>
@@ -1000,7 +1301,7 @@
       <w:jc w:val="center"/>
     </w:pPr>
     <w:rPr>
-      <w:rFonts w:ascii="Arial" w:cs="Arial" w:eastAsia="Arial" w:hAnsi="Arial"/>
+      <w:rFonts w:ascii="Calibri" w:cs="Calibri" w:eastAsia="Calibri" w:hAnsi="Calibri"/>
       <w:b w:val="0"/>
       <w:color w:val="0B6B66"/>
       <w:sz w:val="26"/>
@@ -1269,9 +1570,9 @@
       <w:ind w:firstLine="0" w:left="480" w:right="480"/>
     </w:pPr>
     <w:rPr>
-      <w:rFonts w:ascii="Arial" w:cs="Arial" w:eastAsia="Arial" w:hAnsi="Arial"/>
+      <w:rFonts w:ascii="Calibri" w:cs="Calibri" w:eastAsia="Calibri" w:hAnsi="Calibri"/>
       <w:color w:val="121A33"/>
-      <w:sz w:val="21"/>
+      <w:sz w:val="22"/>
     </w:rPr>
   </w:style>
   <w:style w:styleId="FootnoteText" w:type="paragraph">
@@ -1294,7 +1595,7 @@
     <w:unhideWhenUsed/>
     <w:qFormat/>
     <w:rPr>
-      <w:rFonts w:ascii="Arial" w:cs="Arial" w:eastAsia="Arial" w:hAnsi="Arial"/>
+      <w:rFonts w:ascii="Calibri" w:cs="Calibri" w:eastAsia="Calibri" w:hAnsi="Calibri"/>
       <w:sz w:val="18"/>
     </w:rPr>
     <w:tblPr>
@@ -1390,7 +1691,8 @@
     <w:basedOn w:val="BodyTextChar"/>
     <w:rPr>
       <w:rFonts w:ascii="Consolas" w:cs="Consolas" w:eastAsia="Consolas" w:hAnsi="Consolas"/>
-      <w:sz w:val="17"/>
+      <w:color w:val="2A3A6E"/>
+      <w:sz w:val="18"/>
     </w:rPr>
   </w:style>
   <w:style w:customStyle="1" w:styleId="SectionNumber" w:type="character">
